--- a/Meeting Minutes/1 - Meeting Minuets 8_10_26 .docx
+++ b/Meeting Minutes/1 - Meeting Minuets 8_10_26 .docx
@@ -27,13 +27,12 @@
     </w:p>
     <w:p>
       <w:pPr>
-        <w:rPr>
-          <w:b/>
-        </w:rPr>
-      </w:pPr>
-    </w:p>
-    <w:p>
-      <w:pPr>
+        <w:pStyle w:val="NoSpacing"/>
+      </w:pPr>
+    </w:p>
+    <w:p>
+      <w:pPr>
+        <w:pStyle w:val="NoSpacing"/>
         <w:rPr>
           <w:b/>
           <w:color w:val="FF0000"/>
@@ -54,11 +53,17 @@
       </w:r>
     </w:p>
     <w:p>
+      <w:pPr>
+        <w:pStyle w:val="NoSpacing"/>
+      </w:pPr>
       <w:r>
         <w:t>Engineering help Bristol and the West of England deliver a cleaner, smarter and more</w:t>
       </w:r>
     </w:p>
     <w:p>
+      <w:pPr>
+        <w:pStyle w:val="NoSpacing"/>
+      </w:pPr>
       <w:proofErr w:type="gramStart"/>
       <w:r>
         <w:t>Inclusive transport system?</w:t>
@@ -66,13 +71,16 @@
       <w:proofErr w:type="gramEnd"/>
     </w:p>
     <w:p>
+      <w:pPr>
+        <w:pStyle w:val="NoSpacing"/>
+      </w:pPr>
       <w:r>
         <w:t>Bristol faces transport congestion, accessibility challenges, air-quality concerns, and increasing pressure to decarbonise transport systems.</w:t>
       </w:r>
     </w:p>
     <w:p>
       <w:pPr>
-        <w:pStyle w:val="NormalWeb"/>
+        <w:pStyle w:val="NoSpacing"/>
         <w:rPr>
           <w:rFonts w:ascii="Segoe UI" w:hAnsi="Segoe UI" w:cs="Segoe UI"/>
           <w:sz w:val="21"/>
@@ -93,7 +101,7 @@
     </w:p>
     <w:p>
       <w:pPr>
-        <w:spacing w:before="100" w:beforeAutospacing="1" w:after="100" w:afterAutospacing="1" w:line="240" w:lineRule="auto"/>
+        <w:pStyle w:val="NoSpacing"/>
         <w:rPr>
           <w:rFonts w:ascii="Segoe UI" w:eastAsia="Times New Roman" w:hAnsi="Segoe UI" w:cs="Segoe UI"/>
           <w:sz w:val="21"/>
@@ -141,6 +149,9 @@
       </w:r>
     </w:p>
     <w:p>
+      <w:pPr>
+        <w:pStyle w:val="NoSpacing"/>
+      </w:pPr>
       <w:r>
         <w:rPr>
           <w:rFonts w:ascii="Segoe UI" w:eastAsia="Times New Roman" w:hAnsi="Segoe UI" w:cs="Segoe UI"/>
@@ -153,6 +164,7 @@
     </w:p>
     <w:p>
       <w:pPr>
+        <w:pStyle w:val="NoSpacing"/>
         <w:rPr>
           <w:b/>
           <w:color w:val="FF0000"/>
@@ -174,13 +186,10 @@
     </w:p>
     <w:p>
       <w:pPr>
-        <w:rPr>
-          <w:b/>
-        </w:rPr>
-      </w:pPr>
-      <w:r>
-        <w:rPr>
-          <w:b/>
+        <w:pStyle w:val="NoSpacing"/>
+      </w:pPr>
+      <w:r>
+        <w:rPr>
           <w:color w:val="FF0000"/>
           <w:highlight w:val="lightGray"/>
         </w:rPr>
@@ -188,7 +197,6 @@
       </w:r>
       <w:r>
         <w:rPr>
-          <w:b/>
           <w:color w:val="FF0000"/>
         </w:rPr>
         <w:t xml:space="preserve"> </w:t>
@@ -196,6 +204,7 @@
     </w:p>
     <w:p>
       <w:pPr>
+        <w:pStyle w:val="NoSpacing"/>
         <w:rPr>
           <w:b/>
           <w:color w:val="FF0000"/>
@@ -216,6 +225,9 @@
       </w:r>
     </w:p>
     <w:p>
+      <w:pPr>
+        <w:pStyle w:val="NoSpacing"/>
+      </w:pPr>
       <w:proofErr w:type="gramStart"/>
       <w:r>
         <w:t>affordable</w:t>
@@ -226,6 +238,9 @@
       </w:r>
     </w:p>
     <w:p>
+      <w:pPr>
+        <w:pStyle w:val="NoSpacing"/>
+      </w:pPr>
       <w:r>
         <w:t xml:space="preserve">Location of focus: UWE Bristol </w:t>
       </w:r>
@@ -239,6 +254,9 @@
       </w:r>
     </w:p>
     <w:p>
+      <w:pPr>
+        <w:pStyle w:val="NoSpacing"/>
+      </w:pPr>
       <w:r>
         <w:rPr>
           <w:highlight w:val="yellow"/>
@@ -258,13 +276,17 @@
       </w:r>
     </w:p>
     <w:p>
+      <w:pPr>
+        <w:pStyle w:val="NoSpacing"/>
+      </w:pPr>
       <w:r>
         <w:t>Micro grid</w:t>
       </w:r>
-      <w:bookmarkStart w:id="0" w:name="_GoBack"/>
-      <w:bookmarkEnd w:id="0"/>
-    </w:p>
-    <w:p>
+    </w:p>
+    <w:p>
+      <w:pPr>
+        <w:pStyle w:val="NoSpacing"/>
+      </w:pPr>
       <w:r>
         <w:t xml:space="preserve">KPI: power use and saving. </w:t>
       </w:r>
@@ -278,6 +300,9 @@
       </w:r>
     </w:p>
     <w:p>
+      <w:pPr>
+        <w:pStyle w:val="NoSpacing"/>
+      </w:pPr>
       <w:r>
         <w:t xml:space="preserve">Tips from </w:t>
       </w:r>
@@ -294,26 +319,20 @@
     </w:p>
     <w:p>
       <w:pPr>
-        <w:pStyle w:val="ListParagraph"/>
-        <w:numPr>
-          <w:ilvl w:val="0"/>
-          <w:numId w:val="1"/>
-        </w:numPr>
-      </w:pPr>
+        <w:pStyle w:val="NoSpacing"/>
+      </w:pPr>
+      <w:proofErr w:type="gramStart"/>
       <w:r>
         <w:t>Technical</w:t>
       </w:r>
       <w:r>
         <w:t xml:space="preserve"> elements 10-20% only worth, about 80-90% on Project management, not expecting technical analysis.</w:t>
       </w:r>
-    </w:p>
-    <w:p>
-      <w:pPr>
-        <w:pStyle w:val="ListParagraph"/>
-        <w:numPr>
-          <w:ilvl w:val="0"/>
-          <w:numId w:val="1"/>
-        </w:numPr>
+      <w:proofErr w:type="gramEnd"/>
+    </w:p>
+    <w:p>
+      <w:pPr>
+        <w:pStyle w:val="NoSpacing"/>
       </w:pPr>
       <w:r>
         <w:t xml:space="preserve">Discuss and decide on one idea, do not analyse or compare multiple solutions. </w:t>
@@ -321,11 +340,7 @@
     </w:p>
     <w:p>
       <w:pPr>
-        <w:pStyle w:val="ListParagraph"/>
-        <w:numPr>
-          <w:ilvl w:val="0"/>
-          <w:numId w:val="1"/>
-        </w:numPr>
+        <w:pStyle w:val="NoSpacing"/>
       </w:pPr>
       <w:r>
         <w:t>6/7 weeks</w:t>
@@ -333,11 +348,12 @@
     </w:p>
     <w:p>
       <w:pPr>
-        <w:pStyle w:val="ListParagraph"/>
-      </w:pPr>
-    </w:p>
-    <w:p>
-      <w:pPr>
+        <w:pStyle w:val="NoSpacing"/>
+      </w:pPr>
+    </w:p>
+    <w:p>
+      <w:pPr>
+        <w:pStyle w:val="NoSpacing"/>
         <w:rPr>
           <w:b/>
           <w:color w:val="FF0000"/>
@@ -358,8 +374,10 @@
       </w:r>
     </w:p>
     <w:p>
-      <w:r>
-        <w:lastRenderedPageBreak/>
+      <w:pPr>
+        <w:pStyle w:val="NoSpacing"/>
+      </w:pPr>
+      <w:r>
         <w:t xml:space="preserve">Can “intelligent technologies improve the sustainability, resilience, and performance of infrastructure and essential </w:t>
       </w:r>
       <w:proofErr w:type="gramStart"/>
@@ -373,19 +391,17 @@
     </w:p>
     <w:p>
       <w:pPr>
-        <w:rPr>
-          <w:b/>
-        </w:rPr>
+        <w:pStyle w:val="NoSpacing"/>
       </w:pPr>
       <w:r>
         <w:t>Location of focus: Bristol and the South West's infrastructure and technology sectors.</w:t>
       </w:r>
     </w:p>
     <w:p>
-      <w:r>
-        <w:rPr>
-          <w:b/>
-        </w:rPr>
+      <w:pPr>
+        <w:pStyle w:val="NoSpacing"/>
+      </w:pPr>
+      <w:r>
         <w:t>“</w:t>
       </w:r>
       <w:proofErr w:type="spellStart"/>
@@ -401,9 +417,7 @@
     </w:p>
     <w:p>
       <w:pPr>
-        <w:rPr>
-          <w:b/>
-        </w:rPr>
+        <w:pStyle w:val="NoSpacing"/>
       </w:pPr>
       <w:r>
         <w:rPr>
@@ -416,6 +430,9 @@
       </w:r>
     </w:p>
     <w:p>
+      <w:pPr>
+        <w:pStyle w:val="NoSpacing"/>
+      </w:pPr>
       <w:r>
         <w:t xml:space="preserve">Mike- </w:t>
       </w:r>
@@ -432,13 +449,14 @@
         <w:t xml:space="preserve"> after product launch, not a bad thing…</w:t>
       </w:r>
     </w:p>
-    <w:p/>
-    <w:p/>
-    <w:p/>
-    <w:p/>
-    <w:p/>
-    <w:p>
-      <w:pPr>
+    <w:p>
+      <w:pPr>
+        <w:pStyle w:val="NoSpacing"/>
+      </w:pPr>
+    </w:p>
+    <w:p>
+      <w:pPr>
+        <w:pStyle w:val="NoSpacing"/>
         <w:rPr>
           <w:b/>
         </w:rPr>
@@ -458,6 +476,9 @@
       </w:r>
     </w:p>
     <w:p>
+      <w:pPr>
+        <w:pStyle w:val="NoSpacing"/>
+      </w:pPr>
       <w:r>
         <w:t xml:space="preserve">How can engineering solutions improve accessibility, independence, wellbeing, and quality of life for diverse </w:t>
       </w:r>
@@ -468,6 +489,9 @@
       <w:proofErr w:type="gramEnd"/>
     </w:p>
     <w:p>
+      <w:pPr>
+        <w:pStyle w:val="NoSpacing"/>
+      </w:pPr>
       <w:r>
         <w:rPr>
           <w:highlight w:val="yellow"/>
@@ -487,6 +511,9 @@
       </w:r>
     </w:p>
     <w:p>
+      <w:pPr>
+        <w:pStyle w:val="NoSpacing"/>
+      </w:pPr>
       <w:proofErr w:type="gramStart"/>
       <w:r>
         <w:t>Household robots - assistive tech.</w:t>
@@ -494,6 +521,9 @@
       <w:proofErr w:type="gramEnd"/>
     </w:p>
     <w:p>
+      <w:pPr>
+        <w:pStyle w:val="NoSpacing"/>
+      </w:pPr>
       <w:proofErr w:type="gramStart"/>
       <w:r>
         <w:t>“Mobility aids and adaptive technologies.</w:t>
@@ -503,9 +533,24 @@
         <w:t xml:space="preserve"> • Assistive robotics. • Wearable health and rehabilitation technologies. • Inclusive transport solution|”</w:t>
       </w:r>
     </w:p>
-    <w:p/>
-    <w:p>
-      <w:pPr>
+    <w:p>
+      <w:pPr>
+        <w:pStyle w:val="NoSpacing"/>
+      </w:pPr>
+    </w:p>
+    <w:p>
+      <w:pPr>
+        <w:pStyle w:val="NoSpacing"/>
+      </w:pPr>
+    </w:p>
+    <w:p>
+      <w:pPr>
+        <w:pStyle w:val="NoSpacing"/>
+      </w:pPr>
+    </w:p>
+    <w:p>
+      <w:pPr>
+        <w:pStyle w:val="NoSpacing"/>
         <w:rPr>
           <w:b/>
           <w:u w:val="single"/>
@@ -516,12 +561,22 @@
           <w:b/>
           <w:u w:val="single"/>
         </w:rPr>
+        <w:lastRenderedPageBreak/>
         <w:t xml:space="preserve">Conclusion </w:t>
       </w:r>
     </w:p>
     <w:p>
-      <w:r>
-        <w:t xml:space="preserve">Mike </w:t>
+      <w:pPr>
+        <w:pStyle w:val="NoSpacing"/>
+      </w:pPr>
+      <w:r>
+        <w:rPr>
+          <w:b/>
+        </w:rPr>
+        <w:t>Mike</w:t>
+      </w:r>
+      <w:r>
+        <w:t xml:space="preserve"> </w:t>
       </w:r>
       <w:r>
         <w:t>– I vote 3.</w:t>
@@ -533,16 +588,42 @@
         <w:t xml:space="preserve">Renewable Energy and Smart Campus Systems but I do like 1. Sustainable Mobility and Future Transport a lot also. </w:t>
       </w:r>
     </w:p>
-    <w:p/>
-    <w:p>
-      <w:r>
-        <w:t>Harry – mine goes three or four.</w:t>
-      </w:r>
-    </w:p>
-    <w:p/>
-    <w:p>
-      <w:r>
-        <w:t xml:space="preserve">Finlay - two pence on 1 and three. </w:t>
+    <w:p>
+      <w:pPr>
+        <w:pStyle w:val="NoSpacing"/>
+      </w:pPr>
+    </w:p>
+    <w:p>
+      <w:pPr>
+        <w:pStyle w:val="NoSpacing"/>
+      </w:pPr>
+      <w:r>
+        <w:rPr>
+          <w:b/>
+        </w:rPr>
+        <w:t>Harry</w:t>
+      </w:r>
+      <w:r>
+        <w:t xml:space="preserve"> – mine goes three or four.</w:t>
+      </w:r>
+    </w:p>
+    <w:p>
+      <w:pPr>
+        <w:pStyle w:val="NoSpacing"/>
+      </w:pPr>
+    </w:p>
+    <w:p>
+      <w:pPr>
+        <w:pStyle w:val="NoSpacing"/>
+      </w:pPr>
+      <w:r>
+        <w:rPr>
+          <w:b/>
+        </w:rPr>
+        <w:t>Finlay</w:t>
+      </w:r>
+      <w:r>
+        <w:t xml:space="preserve"> - two pence on 1 and three. </w:t>
       </w:r>
     </w:p>
     <w:p>
@@ -563,9 +644,9 @@
         <w:t xml:space="preserve"> 3. Renewable Energy and Smart Campus Systems</w:t>
       </w:r>
     </w:p>
-    <w:p/>
-    <w:p>
-      <w:pPr>
+    <w:p>
+      <w:pPr>
+        <w:pStyle w:val="NoSpacing"/>
         <w:rPr>
           <w:b/>
           <w:u w:val="single"/>
@@ -576,11 +657,14 @@
           <w:b/>
           <w:u w:val="single"/>
         </w:rPr>
-        <w:lastRenderedPageBreak/>
         <w:t>General</w:t>
       </w:r>
     </w:p>
     <w:p>
+      <w:pPr>
+        <w:pStyle w:val="NoSpacing"/>
+      </w:pPr>
+      <w:bookmarkStart w:id="0" w:name="_GoBack"/>
       <w:r>
         <w:t>“</w:t>
       </w:r>
@@ -592,38 +676,44 @@
       <w:r>
         <w:t xml:space="preserve"> a specific opportunity” generate “an engineering project idea that demonstrates technical feasibility,” and “a business model that shows how this solution can be </w:t>
       </w:r>
-      <w:proofErr w:type="spellStart"/>
-      <w:r>
-        <w:t>operationalised</w:t>
-      </w:r>
-      <w:proofErr w:type="spellEnd"/>
+      <w:r>
+        <w:t>operationalized</w:t>
+      </w:r>
       <w:r>
         <w:t xml:space="preserve"> and sustained.”</w:t>
       </w:r>
     </w:p>
-    <w:p/>
-    <w:p>
+    <w:p>
+      <w:pPr>
+        <w:pStyle w:val="NoSpacing"/>
+      </w:pPr>
+    </w:p>
+    <w:p>
+      <w:pPr>
+        <w:pStyle w:val="NoSpacing"/>
+      </w:pPr>
       <w:r>
         <w:t>All projects “• Budget: max £500,000 • Duration: max 2 years”</w:t>
       </w:r>
     </w:p>
-    <w:p/>
-    <w:p>
-      <w:pPr>
-        <w:rPr>
-          <w:b/>
-          <w:u w:val="single"/>
-        </w:rPr>
-      </w:pPr>
-      <w:r>
-        <w:rPr>
-          <w:b/>
-          <w:u w:val="single"/>
-        </w:rPr>
+    <w:bookmarkEnd w:id="0"/>
+    <w:p>
+      <w:pPr>
+        <w:pStyle w:val="NoSpacing"/>
+      </w:pPr>
+    </w:p>
+    <w:p>
+      <w:pPr>
+        <w:pStyle w:val="NoSpacing"/>
+      </w:pPr>
+      <w:r>
         <w:t>Next week</w:t>
       </w:r>
     </w:p>
     <w:p>
+      <w:pPr>
+        <w:pStyle w:val="NoSpacing"/>
+      </w:pPr>
       <w:proofErr w:type="gramStart"/>
       <w:r>
         <w:t>sign</w:t>
@@ -634,6 +724,9 @@
       </w:r>
     </w:p>
     <w:p>
+      <w:pPr>
+        <w:pStyle w:val="NoSpacing"/>
+      </w:pPr>
       <w:proofErr w:type="gramStart"/>
       <w:r>
         <w:t>present</w:t>
@@ -644,6 +737,9 @@
       </w:r>
     </w:p>
     <w:p>
+      <w:pPr>
+        <w:pStyle w:val="NoSpacing"/>
+      </w:pPr>
       <w:proofErr w:type="gramStart"/>
       <w:r>
         <w:t>define</w:t>
@@ -654,6 +750,9 @@
       </w:r>
     </w:p>
     <w:p>
+      <w:pPr>
+        <w:pStyle w:val="NoSpacing"/>
+      </w:pPr>
       <w:r>
         <w:t>Microsoft project for all</w:t>
       </w:r>
